--- a/03_Outputs/final scripts/pt/Module 7/7.3.0-pt.docx
+++ b/03_Outputs/final scripts/pt/Module 7/7.3.0-pt.docx
@@ -24,12 +24,12 @@
     </w:p>
     <w:p>
       <w:r>
-        <w:t xml:space="preserve">Uma visualização clara é igualmente fundamental. Quando grandes conjuntos de dados são convertidos em gráficos ou mapas, as tendências tornam-se visíveis de relance — como quando a demanda por eletricidade atinge o pico ou como as usinas de energia renovável estão se comportando. Visuais eficazes tornam dados complexos fáceis de interpretar e agir.  </w:t>
+        <w:t xml:space="preserve">Uma visualização clara é igualmente fundamental. Quando grandes conjuntos de dados são traduzidos em gráficos ou mapas, as tendências tornam-se visíveis de relance — como quando a demanda por eletricidade atinge o pico ou como as usinas de energia renovável estão se saindo. Visuais eficazes tornam dados complexos fáceis de interpretar e agir.  </w:t>
       </w:r>
     </w:p>
     <w:p>
       <w:r>
-        <w:t xml:space="preserve">Modelos de energia também desempenham um papel central. Modelos descritivos explicam as condições atuais. Modelos preditivos estimam o que pode acontecer a seguir. Modelos prescritivos testam diferentes caminhos para orientar decisões. Na Tanzânia, modelos de energia ajudaram a definir uma estratégia para geração de energia com setenta e cinco por cento de fontes renováveis até 2030, com capacidade planejada de sessenta gigawatts e eletrificação rural universal. Essas projeções só foram possíveis porque dados de alta qualidade sobre clima, demanda e fatores socioeconômicos estavam disponíveis.  </w:t>
+        <w:t xml:space="preserve">Modelos de energia também desempenham um papel central. Modelos descritivos explicam as condições atuais. Modelos preditivos estimam o que pode acontecer a seguir. Modelos prescritivos testam diferentes caminhos para orientar decisões. Na Tanzânia, modelos de energia moldaram uma estratégia para geração de energia com setenta e cinco por cento de fontes renováveis até 2030, com sessenta gigawatts de capacidade planejada e eletrificação rural universal. Essas projeções só foram possíveis porque dados de alta qualidade sobre clima, demanda e fatores socioeconômicos estavam disponíveis.  </w:t>
       </w:r>
     </w:p>
     <w:p>
